--- a/Master Folder/Master BA Pokja Konsultan/99-Format-TTD Pokja.docx
+++ b/Master Folder/Master BA Pokja Konsultan/99-Format-TTD Pokja.docx
@@ -1,6 +1,6 @@
 
 <file path=word/document.xml><?xml version="1.0" encoding="utf-8"?>
-<w:document xmlns:wpc="http://schemas.microsoft.com/office/word/2010/wordprocessingCanvas" xmlns:cx="http://schemas.microsoft.com/office/drawing/2014/chartex" xmlns:cx1="http://schemas.microsoft.com/office/drawing/2015/9/8/chartex" xmlns:cx2="http://schemas.microsoft.com/office/drawing/2015/10/21/chartex" xmlns:cx3="http://schemas.microsoft.com/office/drawing/2016/5/9/chartex" xmlns:cx4="http://schemas.microsoft.com/office/drawing/2016/5/10/chartex" xmlns:cx5="http://schemas.microsoft.com/office/drawing/2016/5/11/chartex" xmlns:cx6="http://schemas.microsoft.com/office/drawing/2016/5/12/chartex" xmlns:cx7="http://schemas.microsoft.com/office/drawing/2016/5/13/chartex" xmlns:cx8="http://schemas.microsoft.com/office/drawing/2016/5/14/chartex" xmlns:mc="http://schemas.openxmlformats.org/markup-compatibility/2006" xmlns:aink="http://schemas.microsoft.com/office/drawing/2016/ink" xmlns:am3d="http://schemas.microsoft.com/office/drawing/2017/model3d" xmlns:o="urn:schemas-microsoft-com:office:office" xmlns:oel="http://schemas.microsoft.com/office/2019/extlst" xmlns:r="http://schemas.openxmlformats.org/officeDocument/2006/relationships" xmlns:m="http://schemas.openxmlformats.org/officeDocument/2006/math" xmlns:v="urn:schemas-microsoft-com:vml" xmlns:wp14="http://schemas.microsoft.com/office/word/2010/wordprocessingDrawing" xmlns:wp="http://schemas.openxmlformats.org/drawingml/2006/wordprocessingDrawing" xmlns:w10="urn:schemas-microsoft-com:office:word" xmlns:w="http://schemas.openxmlformats.org/wordprocessingml/2006/main" xmlns:w14="http://schemas.microsoft.com/office/word/2010/wordml" xmlns:w15="http://schemas.microsoft.com/office/word/2012/wordml" xmlns:w16cex="http://schemas.microsoft.com/office/word/2018/wordml/cex" xmlns:w16cid="http://schemas.microsoft.com/office/word/2016/wordml/cid" xmlns:w16="http://schemas.microsoft.com/office/word/2018/wordml" xmlns:w16du="http://schemas.microsoft.com/office/word/2023/wordml/word16du" xmlns:w16sdtdh="http://schemas.microsoft.com/office/word/2020/wordml/sdtdatahash" xmlns:w16se="http://schemas.microsoft.com/office/word/2015/wordml/symex" xmlns:wpg="http://schemas.microsoft.com/office/word/2010/wordprocessingGroup" xmlns:wpi="http://schemas.microsoft.com/office/word/2010/wordprocessingInk" xmlns:wne="http://schemas.microsoft.com/office/word/2006/wordml" xmlns:wps="http://schemas.microsoft.com/office/word/2010/wordprocessingShape" mc:Ignorable="w14 w15 w16se w16cid w16 w16cex w16sdtdh wp14">
+<w:document xmlns:wpc="http://schemas.microsoft.com/office/word/2010/wordprocessingCanvas" xmlns:cx="http://schemas.microsoft.com/office/drawing/2014/chartex" xmlns:cx1="http://schemas.microsoft.com/office/drawing/2015/9/8/chartex" xmlns:cx2="http://schemas.microsoft.com/office/drawing/2015/10/21/chartex" xmlns:cx3="http://schemas.microsoft.com/office/drawing/2016/5/9/chartex" xmlns:cx4="http://schemas.microsoft.com/office/drawing/2016/5/10/chartex" xmlns:cx5="http://schemas.microsoft.com/office/drawing/2016/5/11/chartex" xmlns:cx6="http://schemas.microsoft.com/office/drawing/2016/5/12/chartex" xmlns:cx7="http://schemas.microsoft.com/office/drawing/2016/5/13/chartex" xmlns:cx8="http://schemas.microsoft.com/office/drawing/2016/5/14/chartex" xmlns:mc="http://schemas.openxmlformats.org/markup-compatibility/2006" xmlns:aink="http://schemas.microsoft.com/office/drawing/2016/ink" xmlns:am3d="http://schemas.microsoft.com/office/drawing/2017/model3d" xmlns:o="urn:schemas-microsoft-com:office:office" xmlns:r="http://schemas.openxmlformats.org/officeDocument/2006/relationships" xmlns:m="http://schemas.openxmlformats.org/officeDocument/2006/math" xmlns:v="urn:schemas-microsoft-com:vml" xmlns:wp14="http://schemas.microsoft.com/office/word/2010/wordprocessingDrawing" xmlns:wp="http://schemas.openxmlformats.org/drawingml/2006/wordprocessingDrawing" xmlns:w10="urn:schemas-microsoft-com:office:word" xmlns:w="http://schemas.openxmlformats.org/wordprocessingml/2006/main" xmlns:w14="http://schemas.microsoft.com/office/word/2010/wordml" xmlns:w15="http://schemas.microsoft.com/office/word/2012/wordml" xmlns:w16cex="http://schemas.microsoft.com/office/word/2018/wordml/cex" xmlns:w16cid="http://schemas.microsoft.com/office/word/2016/wordml/cid" xmlns:w16="http://schemas.microsoft.com/office/word/2018/wordml" xmlns:w16sdtdh="http://schemas.microsoft.com/office/word/2020/wordml/sdtdatahash" xmlns:w16se="http://schemas.microsoft.com/office/word/2015/wordml/symex" xmlns:wpg="http://schemas.microsoft.com/office/word/2010/wordprocessingGroup" xmlns:wpi="http://schemas.microsoft.com/office/word/2010/wordprocessingInk" xmlns:wne="http://schemas.microsoft.com/office/word/2006/wordml" xmlns:wps="http://schemas.microsoft.com/office/word/2010/wordprocessingShape" mc:Ignorable="w14 w15 w16se w16cid w16 w16cex w16sdtdh wp14">
   <w:body>
     <w:p>
       <w:pPr>
@@ -51,17 +51,16 @@
     <w:tbl>
       <w:tblPr>
         <w:tblStyle w:val="TableGrid"/>
-        <w:tblW w:w="9639" w:type="dxa"/>
+        <w:tblW w:w="5000" w:type="pct"/>
         <w:jc w:val="center"/>
-        <w:tblLayout w:type="fixed"/>
         <w:tblLook w:val="04A0" w:firstRow="1" w:lastRow="0" w:firstColumn="1" w:lastColumn="0" w:noHBand="0" w:noVBand="1"/>
       </w:tblPr>
       <w:tblGrid>
-        <w:gridCol w:w="567"/>
-        <w:gridCol w:w="3407"/>
-        <w:gridCol w:w="1417"/>
-        <w:gridCol w:w="2122"/>
-        <w:gridCol w:w="2126"/>
+        <w:gridCol w:w="559"/>
+        <w:gridCol w:w="3299"/>
+        <w:gridCol w:w="1371"/>
+        <w:gridCol w:w="2056"/>
+        <w:gridCol w:w="2059"/>
       </w:tblGrid>
       <w:tr>
         <w:trPr>
@@ -70,8 +69,9 @@
         </w:trPr>
         <w:tc>
           <w:tcPr>
-            <w:tcW w:w="9639" w:type="dxa"/>
+            <w:tcW w:w="5000" w:type="pct"/>
             <w:gridSpan w:val="5"/>
+            <w:shd w:val="clear" w:color="auto" w:fill="auto"/>
           </w:tcPr>
           <w:p>
             <w:pPr>
@@ -122,7 +122,8 @@
         </w:trPr>
         <w:tc>
           <w:tcPr>
-            <w:tcW w:w="567" w:type="dxa"/>
+            <w:tcW w:w="294" w:type="pct"/>
+            <w:shd w:val="clear" w:color="auto" w:fill="auto"/>
             <w:vAlign w:val="center"/>
           </w:tcPr>
           <w:p>
@@ -147,7 +148,8 @@
         </w:tc>
         <w:tc>
           <w:tcPr>
-            <w:tcW w:w="3407" w:type="dxa"/>
+            <w:tcW w:w="1767" w:type="pct"/>
+            <w:shd w:val="clear" w:color="auto" w:fill="auto"/>
             <w:vAlign w:val="center"/>
           </w:tcPr>
           <w:p>
@@ -172,7 +174,8 @@
         </w:tc>
         <w:tc>
           <w:tcPr>
-            <w:tcW w:w="1417" w:type="dxa"/>
+            <w:tcW w:w="735" w:type="pct"/>
+            <w:shd w:val="clear" w:color="auto" w:fill="auto"/>
             <w:vAlign w:val="center"/>
           </w:tcPr>
           <w:p>
@@ -197,8 +200,9 @@
         </w:tc>
         <w:tc>
           <w:tcPr>
-            <w:tcW w:w="4248" w:type="dxa"/>
+            <w:tcW w:w="2204" w:type="pct"/>
             <w:gridSpan w:val="2"/>
+            <w:shd w:val="clear" w:color="auto" w:fill="auto"/>
             <w:vAlign w:val="center"/>
           </w:tcPr>
           <w:p>
@@ -229,7 +233,8 @@
         </w:trPr>
         <w:tc>
           <w:tcPr>
-            <w:tcW w:w="567" w:type="dxa"/>
+            <w:tcW w:w="294" w:type="pct"/>
+            <w:shd w:val="clear" w:color="auto" w:fill="auto"/>
             <w:vAlign w:val="center"/>
           </w:tcPr>
           <w:p>
@@ -255,7 +260,8 @@
         </w:tc>
         <w:tc>
           <w:tcPr>
-            <w:tcW w:w="3407" w:type="dxa"/>
+            <w:tcW w:w="1767" w:type="pct"/>
+            <w:shd w:val="clear" w:color="auto" w:fill="auto"/>
             <w:vAlign w:val="center"/>
           </w:tcPr>
           <w:p>
@@ -268,40 +274,20 @@
               <w:jc w:val="both"/>
               <w:rPr>
                 <w:rFonts w:ascii="Arial" w:hAnsi="Arial" w:cs="Arial"/>
-                <w:u w:val="single"/>
               </w:rPr>
             </w:pPr>
             <w:r>
               <w:rPr>
                 <w:rFonts w:ascii="Arial" w:hAnsi="Arial" w:cs="Arial"/>
-                <w:u w:val="single"/>
               </w:rPr>
               <w:t>{ketua_pokja}</w:t>
             </w:r>
           </w:p>
-          <w:p>
-            <w:pPr>
-              <w:tabs>
-                <w:tab w:val="left" w:pos="6145"/>
-              </w:tabs>
-              <w:spacing w:line="276" w:lineRule="auto"/>
-              <w:contextualSpacing/>
-              <w:jc w:val="both"/>
-              <w:rPr>
-                <w:rFonts w:ascii="Arial" w:hAnsi="Arial" w:cs="Arial"/>
-              </w:rPr>
-            </w:pPr>
-            <w:r>
-              <w:rPr>
-                <w:rFonts w:ascii="Arial" w:hAnsi="Arial" w:cs="Arial"/>
-              </w:rPr>
-              <w:t>NIP. {nip_ketua_pokja}</w:t>
-            </w:r>
-          </w:p>
-        </w:tc>
-        <w:tc>
-          <w:tcPr>
-            <w:tcW w:w="1417" w:type="dxa"/>
+        </w:tc>
+        <w:tc>
+          <w:tcPr>
+            <w:tcW w:w="735" w:type="pct"/>
+            <w:shd w:val="clear" w:color="auto" w:fill="auto"/>
             <w:vAlign w:val="center"/>
           </w:tcPr>
           <w:p>
@@ -326,7 +312,8 @@
         </w:tc>
         <w:tc>
           <w:tcPr>
-            <w:tcW w:w="2122" w:type="dxa"/>
+            <w:tcW w:w="1101" w:type="pct"/>
+            <w:shd w:val="clear" w:color="auto" w:fill="auto"/>
           </w:tcPr>
           <w:p>
             <w:pPr>
@@ -388,7 +375,8 @@
         </w:tc>
         <w:tc>
           <w:tcPr>
-            <w:tcW w:w="2126" w:type="dxa"/>
+            <w:tcW w:w="1103" w:type="pct"/>
+            <w:shd w:val="clear" w:color="auto" w:fill="auto"/>
           </w:tcPr>
           <w:p>
             <w:pPr>
@@ -412,7 +400,8 @@
         </w:trPr>
         <w:tc>
           <w:tcPr>
-            <w:tcW w:w="567" w:type="dxa"/>
+            <w:tcW w:w="294" w:type="pct"/>
+            <w:shd w:val="clear" w:color="auto" w:fill="auto"/>
             <w:vAlign w:val="center"/>
           </w:tcPr>
           <w:p>
@@ -437,7 +426,8 @@
         </w:tc>
         <w:tc>
           <w:tcPr>
-            <w:tcW w:w="3407" w:type="dxa"/>
+            <w:tcW w:w="1767" w:type="pct"/>
+            <w:shd w:val="clear" w:color="auto" w:fill="auto"/>
             <w:vAlign w:val="center"/>
           </w:tcPr>
           <w:p>
@@ -449,39 +439,20 @@
               <w:contextualSpacing/>
               <w:rPr>
                 <w:rFonts w:ascii="Arial" w:hAnsi="Arial" w:cs="Arial"/>
-                <w:u w:val="single"/>
               </w:rPr>
             </w:pPr>
             <w:r>
               <w:rPr>
                 <w:rFonts w:ascii="Arial" w:hAnsi="Arial" w:cs="Arial"/>
-                <w:u w:val="single"/>
               </w:rPr>
               <w:t>{sekre_pokja}</w:t>
             </w:r>
           </w:p>
-          <w:p>
-            <w:pPr>
-              <w:tabs>
-                <w:tab w:val="left" w:pos="6145"/>
-              </w:tabs>
-              <w:spacing w:line="276" w:lineRule="auto"/>
-              <w:contextualSpacing/>
-              <w:rPr>
-                <w:rFonts w:ascii="Arial" w:hAnsi="Arial" w:cs="Arial"/>
-              </w:rPr>
-            </w:pPr>
-            <w:r>
-              <w:rPr>
-                <w:rFonts w:ascii="Arial" w:hAnsi="Arial" w:cs="Arial"/>
-              </w:rPr>
-              <w:t>NIP. {nip_sekre_pokja}</w:t>
-            </w:r>
-          </w:p>
-        </w:tc>
-        <w:tc>
-          <w:tcPr>
-            <w:tcW w:w="1417" w:type="dxa"/>
+        </w:tc>
+        <w:tc>
+          <w:tcPr>
+            <w:tcW w:w="735" w:type="pct"/>
+            <w:shd w:val="clear" w:color="auto" w:fill="auto"/>
             <w:vAlign w:val="center"/>
           </w:tcPr>
           <w:p>
@@ -506,25 +477,27 @@
         </w:tc>
         <w:tc>
           <w:tcPr>
-            <w:tcW w:w="2122" w:type="dxa"/>
-          </w:tcPr>
-          <w:p>
-            <w:pPr>
-              <w:tabs>
-                <w:tab w:val="left" w:pos="6145"/>
-              </w:tabs>
-              <w:spacing w:line="276" w:lineRule="auto"/>
-              <w:contextualSpacing/>
-              <w:jc w:val="both"/>
-              <w:rPr>
-                <w:rFonts w:ascii="Arial" w:hAnsi="Arial" w:cs="Arial"/>
-              </w:rPr>
-            </w:pPr>
-          </w:p>
-        </w:tc>
-        <w:tc>
-          <w:tcPr>
-            <w:tcW w:w="2126" w:type="dxa"/>
+            <w:tcW w:w="1101" w:type="pct"/>
+            <w:shd w:val="clear" w:color="auto" w:fill="auto"/>
+          </w:tcPr>
+          <w:p>
+            <w:pPr>
+              <w:tabs>
+                <w:tab w:val="left" w:pos="6145"/>
+              </w:tabs>
+              <w:spacing w:line="276" w:lineRule="auto"/>
+              <w:contextualSpacing/>
+              <w:jc w:val="both"/>
+              <w:rPr>
+                <w:rFonts w:ascii="Arial" w:hAnsi="Arial" w:cs="Arial"/>
+              </w:rPr>
+            </w:pPr>
+          </w:p>
+        </w:tc>
+        <w:tc>
+          <w:tcPr>
+            <w:tcW w:w="1103" w:type="pct"/>
+            <w:shd w:val="clear" w:color="auto" w:fill="auto"/>
           </w:tcPr>
           <w:p>
             <w:pPr>
@@ -593,7 +566,8 @@
         </w:trPr>
         <w:tc>
           <w:tcPr>
-            <w:tcW w:w="567" w:type="dxa"/>
+            <w:tcW w:w="294" w:type="pct"/>
+            <w:shd w:val="clear" w:color="auto" w:fill="auto"/>
             <w:vAlign w:val="center"/>
           </w:tcPr>
           <w:p>
@@ -618,7 +592,8 @@
         </w:tc>
         <w:tc>
           <w:tcPr>
-            <w:tcW w:w="3407" w:type="dxa"/>
+            <w:tcW w:w="1767" w:type="pct"/>
+            <w:shd w:val="clear" w:color="auto" w:fill="auto"/>
             <w:vAlign w:val="center"/>
           </w:tcPr>
           <w:p>
@@ -631,40 +606,20 @@
               <w:jc w:val="both"/>
               <w:rPr>
                 <w:rFonts w:ascii="Arial" w:hAnsi="Arial" w:cs="Arial"/>
-                <w:u w:val="single"/>
               </w:rPr>
             </w:pPr>
             <w:r>
               <w:rPr>
                 <w:rFonts w:ascii="Arial" w:hAnsi="Arial" w:cs="Arial"/>
-                <w:u w:val="single"/>
               </w:rPr>
               <w:t>{anggota3_pokja}</w:t>
             </w:r>
           </w:p>
-          <w:p>
-            <w:pPr>
-              <w:tabs>
-                <w:tab w:val="left" w:pos="6145"/>
-              </w:tabs>
-              <w:spacing w:line="276" w:lineRule="auto"/>
-              <w:contextualSpacing/>
-              <w:jc w:val="both"/>
-              <w:rPr>
-                <w:rFonts w:ascii="Arial" w:hAnsi="Arial" w:cs="Arial"/>
-              </w:rPr>
-            </w:pPr>
-            <w:r>
-              <w:rPr>
-                <w:rFonts w:ascii="Arial" w:hAnsi="Arial" w:cs="Arial"/>
-              </w:rPr>
-              <w:t>NIP. {nip_anggota3_pokja}</w:t>
-            </w:r>
-          </w:p>
-        </w:tc>
-        <w:tc>
-          <w:tcPr>
-            <w:tcW w:w="1417" w:type="dxa"/>
+        </w:tc>
+        <w:tc>
+          <w:tcPr>
+            <w:tcW w:w="735" w:type="pct"/>
+            <w:shd w:val="clear" w:color="auto" w:fill="auto"/>
             <w:vAlign w:val="center"/>
           </w:tcPr>
           <w:p>
@@ -689,7 +644,8 @@
         </w:tc>
         <w:tc>
           <w:tcPr>
-            <w:tcW w:w="2122" w:type="dxa"/>
+            <w:tcW w:w="1101" w:type="pct"/>
+            <w:shd w:val="clear" w:color="auto" w:fill="auto"/>
           </w:tcPr>
           <w:p>
             <w:pPr>
@@ -752,7 +708,8 @@
         </w:tc>
         <w:tc>
           <w:tcPr>
-            <w:tcW w:w="2126" w:type="dxa"/>
+            <w:tcW w:w="1103" w:type="pct"/>
+            <w:shd w:val="clear" w:color="auto" w:fill="auto"/>
           </w:tcPr>
           <w:p>
             <w:pPr>
@@ -776,7 +733,8 @@
         </w:trPr>
         <w:tc>
           <w:tcPr>
-            <w:tcW w:w="567" w:type="dxa"/>
+            <w:tcW w:w="294" w:type="pct"/>
+            <w:shd w:val="clear" w:color="auto" w:fill="auto"/>
             <w:vAlign w:val="center"/>
           </w:tcPr>
           <w:p>
@@ -801,7 +759,8 @@
         </w:tc>
         <w:tc>
           <w:tcPr>
-            <w:tcW w:w="3407" w:type="dxa"/>
+            <w:tcW w:w="1767" w:type="pct"/>
+            <w:shd w:val="clear" w:color="auto" w:fill="auto"/>
             <w:vAlign w:val="center"/>
           </w:tcPr>
           <w:p>
@@ -814,40 +773,20 @@
               <w:jc w:val="both"/>
               <w:rPr>
                 <w:rFonts w:ascii="Arial" w:hAnsi="Arial" w:cs="Arial"/>
-                <w:u w:val="single"/>
               </w:rPr>
             </w:pPr>
             <w:r>
               <w:rPr>
                 <w:rFonts w:ascii="Arial" w:hAnsi="Arial" w:cs="Arial"/>
-                <w:u w:val="single"/>
               </w:rPr>
               <w:t>{anggota4_pokja}</w:t>
             </w:r>
           </w:p>
-          <w:p>
-            <w:pPr>
-              <w:tabs>
-                <w:tab w:val="left" w:pos="6145"/>
-              </w:tabs>
-              <w:spacing w:line="276" w:lineRule="auto"/>
-              <w:contextualSpacing/>
-              <w:jc w:val="both"/>
-              <w:rPr>
-                <w:rFonts w:ascii="Arial" w:hAnsi="Arial" w:cs="Arial"/>
-              </w:rPr>
-            </w:pPr>
-            <w:r>
-              <w:rPr>
-                <w:rFonts w:ascii="Arial" w:hAnsi="Arial" w:cs="Arial"/>
-              </w:rPr>
-              <w:t>NIP. {nip_anggota4_pokja}</w:t>
-            </w:r>
-          </w:p>
-        </w:tc>
-        <w:tc>
-          <w:tcPr>
-            <w:tcW w:w="1417" w:type="dxa"/>
+        </w:tc>
+        <w:tc>
+          <w:tcPr>
+            <w:tcW w:w="735" w:type="pct"/>
+            <w:shd w:val="clear" w:color="auto" w:fill="auto"/>
             <w:vAlign w:val="center"/>
           </w:tcPr>
           <w:p>
@@ -872,25 +811,27 @@
         </w:tc>
         <w:tc>
           <w:tcPr>
-            <w:tcW w:w="2122" w:type="dxa"/>
-          </w:tcPr>
-          <w:p>
-            <w:pPr>
-              <w:tabs>
-                <w:tab w:val="left" w:pos="6145"/>
-              </w:tabs>
-              <w:spacing w:line="276" w:lineRule="auto"/>
-              <w:contextualSpacing/>
-              <w:jc w:val="both"/>
-              <w:rPr>
-                <w:rFonts w:ascii="Arial" w:hAnsi="Arial" w:cs="Arial"/>
-              </w:rPr>
-            </w:pPr>
-          </w:p>
-        </w:tc>
-        <w:tc>
-          <w:tcPr>
-            <w:tcW w:w="2126" w:type="dxa"/>
+            <w:tcW w:w="1101" w:type="pct"/>
+            <w:shd w:val="clear" w:color="auto" w:fill="auto"/>
+          </w:tcPr>
+          <w:p>
+            <w:pPr>
+              <w:tabs>
+                <w:tab w:val="left" w:pos="6145"/>
+              </w:tabs>
+              <w:spacing w:line="276" w:lineRule="auto"/>
+              <w:contextualSpacing/>
+              <w:jc w:val="both"/>
+              <w:rPr>
+                <w:rFonts w:ascii="Arial" w:hAnsi="Arial" w:cs="Arial"/>
+              </w:rPr>
+            </w:pPr>
+          </w:p>
+        </w:tc>
+        <w:tc>
+          <w:tcPr>
+            <w:tcW w:w="1103" w:type="pct"/>
+            <w:shd w:val="clear" w:color="auto" w:fill="auto"/>
           </w:tcPr>
           <w:p>
             <w:pPr>
@@ -959,7 +900,8 @@
         </w:trPr>
         <w:tc>
           <w:tcPr>
-            <w:tcW w:w="567" w:type="dxa"/>
+            <w:tcW w:w="294" w:type="pct"/>
+            <w:shd w:val="clear" w:color="auto" w:fill="auto"/>
             <w:vAlign w:val="center"/>
           </w:tcPr>
           <w:p>
@@ -984,7 +926,8 @@
         </w:tc>
         <w:tc>
           <w:tcPr>
-            <w:tcW w:w="3407" w:type="dxa"/>
+            <w:tcW w:w="1767" w:type="pct"/>
+            <w:shd w:val="clear" w:color="auto" w:fill="auto"/>
             <w:vAlign w:val="center"/>
           </w:tcPr>
           <w:p>
@@ -996,39 +939,20 @@
               <w:contextualSpacing/>
               <w:rPr>
                 <w:rFonts w:ascii="Arial" w:hAnsi="Arial" w:cs="Arial"/>
-                <w:u w:val="single"/>
               </w:rPr>
             </w:pPr>
             <w:r>
               <w:rPr>
                 <w:rFonts w:ascii="Arial" w:hAnsi="Arial" w:cs="Arial"/>
-                <w:u w:val="single"/>
               </w:rPr>
               <w:t>{anggota5_pokja}</w:t>
             </w:r>
           </w:p>
-          <w:p>
-            <w:pPr>
-              <w:tabs>
-                <w:tab w:val="left" w:pos="6145"/>
-              </w:tabs>
-              <w:spacing w:line="276" w:lineRule="auto"/>
-              <w:contextualSpacing/>
-              <w:rPr>
-                <w:rFonts w:ascii="Arial" w:hAnsi="Arial" w:cs="Arial"/>
-              </w:rPr>
-            </w:pPr>
-            <w:r>
-              <w:rPr>
-                <w:rFonts w:ascii="Arial" w:hAnsi="Arial" w:cs="Arial"/>
-              </w:rPr>
-              <w:t>NIP. {nip_anggota5_pokja}</w:t>
-            </w:r>
-          </w:p>
-        </w:tc>
-        <w:tc>
-          <w:tcPr>
-            <w:tcW w:w="1417" w:type="dxa"/>
+        </w:tc>
+        <w:tc>
+          <w:tcPr>
+            <w:tcW w:w="735" w:type="pct"/>
+            <w:shd w:val="clear" w:color="auto" w:fill="auto"/>
             <w:vAlign w:val="center"/>
           </w:tcPr>
           <w:p>
@@ -1053,7 +977,8 @@
         </w:tc>
         <w:tc>
           <w:tcPr>
-            <w:tcW w:w="2122" w:type="dxa"/>
+            <w:tcW w:w="1101" w:type="pct"/>
+            <w:shd w:val="clear" w:color="auto" w:fill="auto"/>
           </w:tcPr>
           <w:p>
             <w:pPr>
@@ -1116,7 +1041,8 @@
         </w:tc>
         <w:tc>
           <w:tcPr>
-            <w:tcW w:w="2126" w:type="dxa"/>
+            <w:tcW w:w="1103" w:type="pct"/>
+            <w:shd w:val="clear" w:color="auto" w:fill="auto"/>
           </w:tcPr>
           <w:p>
             <w:pPr>
@@ -1150,7 +1076,7 @@
 </file>
 
 <file path=word/endnotes.xml><?xml version="1.0" encoding="utf-8"?>
-<w:endnotes xmlns:wpc="http://schemas.microsoft.com/office/word/2010/wordprocessingCanvas" xmlns:cx="http://schemas.microsoft.com/office/drawing/2014/chartex" xmlns:cx1="http://schemas.microsoft.com/office/drawing/2015/9/8/chartex" xmlns:cx2="http://schemas.microsoft.com/office/drawing/2015/10/21/chartex" xmlns:cx3="http://schemas.microsoft.com/office/drawing/2016/5/9/chartex" xmlns:cx4="http://schemas.microsoft.com/office/drawing/2016/5/10/chartex" xmlns:cx5="http://schemas.microsoft.com/office/drawing/2016/5/11/chartex" xmlns:cx6="http://schemas.microsoft.com/office/drawing/2016/5/12/chartex" xmlns:cx7="http://schemas.microsoft.com/office/drawing/2016/5/13/chartex" xmlns:cx8="http://schemas.microsoft.com/office/drawing/2016/5/14/chartex" xmlns:mc="http://schemas.openxmlformats.org/markup-compatibility/2006" xmlns:aink="http://schemas.microsoft.com/office/drawing/2016/ink" xmlns:am3d="http://schemas.microsoft.com/office/drawing/2017/model3d" xmlns:o="urn:schemas-microsoft-com:office:office" xmlns:oel="http://schemas.microsoft.com/office/2019/extlst" xmlns:r="http://schemas.openxmlformats.org/officeDocument/2006/relationships" xmlns:m="http://schemas.openxmlformats.org/officeDocument/2006/math" xmlns:v="urn:schemas-microsoft-com:vml" xmlns:wp14="http://schemas.microsoft.com/office/word/2010/wordprocessingDrawing" xmlns:wp="http://schemas.openxmlformats.org/drawingml/2006/wordprocessingDrawing" xmlns:w10="urn:schemas-microsoft-com:office:word" xmlns:w="http://schemas.openxmlformats.org/wordprocessingml/2006/main" xmlns:w14="http://schemas.microsoft.com/office/word/2010/wordml" xmlns:w15="http://schemas.microsoft.com/office/word/2012/wordml" xmlns:w16cex="http://schemas.microsoft.com/office/word/2018/wordml/cex" xmlns:w16cid="http://schemas.microsoft.com/office/word/2016/wordml/cid" xmlns:w16="http://schemas.microsoft.com/office/word/2018/wordml" xmlns:w16du="http://schemas.microsoft.com/office/word/2023/wordml/word16du" xmlns:w16sdtdh="http://schemas.microsoft.com/office/word/2020/wordml/sdtdatahash" xmlns:w16se="http://schemas.microsoft.com/office/word/2015/wordml/symex" xmlns:wpg="http://schemas.microsoft.com/office/word/2010/wordprocessingGroup" xmlns:wpi="http://schemas.microsoft.com/office/word/2010/wordprocessingInk" xmlns:wne="http://schemas.microsoft.com/office/word/2006/wordml" xmlns:wps="http://schemas.microsoft.com/office/word/2010/wordprocessingShape" mc:Ignorable="w14 w15 w16se w16cid w16 w16cex w16sdtdh wp14">
+<w:endnotes xmlns:wpc="http://schemas.microsoft.com/office/word/2010/wordprocessingCanvas" xmlns:cx="http://schemas.microsoft.com/office/drawing/2014/chartex" xmlns:cx1="http://schemas.microsoft.com/office/drawing/2015/9/8/chartex" xmlns:cx2="http://schemas.microsoft.com/office/drawing/2015/10/21/chartex" xmlns:cx3="http://schemas.microsoft.com/office/drawing/2016/5/9/chartex" xmlns:cx4="http://schemas.microsoft.com/office/drawing/2016/5/10/chartex" xmlns:cx5="http://schemas.microsoft.com/office/drawing/2016/5/11/chartex" xmlns:cx6="http://schemas.microsoft.com/office/drawing/2016/5/12/chartex" xmlns:cx7="http://schemas.microsoft.com/office/drawing/2016/5/13/chartex" xmlns:cx8="http://schemas.microsoft.com/office/drawing/2016/5/14/chartex" xmlns:mc="http://schemas.openxmlformats.org/markup-compatibility/2006" xmlns:aink="http://schemas.microsoft.com/office/drawing/2016/ink" xmlns:am3d="http://schemas.microsoft.com/office/drawing/2017/model3d" xmlns:o="urn:schemas-microsoft-com:office:office" xmlns:r="http://schemas.openxmlformats.org/officeDocument/2006/relationships" xmlns:m="http://schemas.openxmlformats.org/officeDocument/2006/math" xmlns:v="urn:schemas-microsoft-com:vml" xmlns:wp14="http://schemas.microsoft.com/office/word/2010/wordprocessingDrawing" xmlns:wp="http://schemas.openxmlformats.org/drawingml/2006/wordprocessingDrawing" xmlns:w10="urn:schemas-microsoft-com:office:word" xmlns:w="http://schemas.openxmlformats.org/wordprocessingml/2006/main" xmlns:w14="http://schemas.microsoft.com/office/word/2010/wordml" xmlns:w15="http://schemas.microsoft.com/office/word/2012/wordml" xmlns:w16cex="http://schemas.microsoft.com/office/word/2018/wordml/cex" xmlns:w16cid="http://schemas.microsoft.com/office/word/2016/wordml/cid" xmlns:w16="http://schemas.microsoft.com/office/word/2018/wordml" xmlns:w16sdtdh="http://schemas.microsoft.com/office/word/2020/wordml/sdtdatahash" xmlns:w16se="http://schemas.microsoft.com/office/word/2015/wordml/symex" xmlns:wpg="http://schemas.microsoft.com/office/word/2010/wordprocessingGroup" xmlns:wpi="http://schemas.microsoft.com/office/word/2010/wordprocessingInk" xmlns:wne="http://schemas.microsoft.com/office/word/2006/wordml" xmlns:wps="http://schemas.microsoft.com/office/word/2010/wordprocessingShape" mc:Ignorable="w14 w15 w16se w16cid w16 w16cex w16sdtdh wp14">
   <w:endnote w:type="separator" w:id="-1">
     <w:p>
       <w:pPr>
@@ -1175,7 +1101,7 @@
 </file>
 
 <file path=word/footnotes.xml><?xml version="1.0" encoding="utf-8"?>
-<w:footnotes xmlns:wpc="http://schemas.microsoft.com/office/word/2010/wordprocessingCanvas" xmlns:cx="http://schemas.microsoft.com/office/drawing/2014/chartex" xmlns:cx1="http://schemas.microsoft.com/office/drawing/2015/9/8/chartex" xmlns:cx2="http://schemas.microsoft.com/office/drawing/2015/10/21/chartex" xmlns:cx3="http://schemas.microsoft.com/office/drawing/2016/5/9/chartex" xmlns:cx4="http://schemas.microsoft.com/office/drawing/2016/5/10/chartex" xmlns:cx5="http://schemas.microsoft.com/office/drawing/2016/5/11/chartex" xmlns:cx6="http://schemas.microsoft.com/office/drawing/2016/5/12/chartex" xmlns:cx7="http://schemas.microsoft.com/office/drawing/2016/5/13/chartex" xmlns:cx8="http://schemas.microsoft.com/office/drawing/2016/5/14/chartex" xmlns:mc="http://schemas.openxmlformats.org/markup-compatibility/2006" xmlns:aink="http://schemas.microsoft.com/office/drawing/2016/ink" xmlns:am3d="http://schemas.microsoft.com/office/drawing/2017/model3d" xmlns:o="urn:schemas-microsoft-com:office:office" xmlns:oel="http://schemas.microsoft.com/office/2019/extlst" xmlns:r="http://schemas.openxmlformats.org/officeDocument/2006/relationships" xmlns:m="http://schemas.openxmlformats.org/officeDocument/2006/math" xmlns:v="urn:schemas-microsoft-com:vml" xmlns:wp14="http://schemas.microsoft.com/office/word/2010/wordprocessingDrawing" xmlns:wp="http://schemas.openxmlformats.org/drawingml/2006/wordprocessingDrawing" xmlns:w10="urn:schemas-microsoft-com:office:word" xmlns:w="http://schemas.openxmlformats.org/wordprocessingml/2006/main" xmlns:w14="http://schemas.microsoft.com/office/word/2010/wordml" xmlns:w15="http://schemas.microsoft.com/office/word/2012/wordml" xmlns:w16cex="http://schemas.microsoft.com/office/word/2018/wordml/cex" xmlns:w16cid="http://schemas.microsoft.com/office/word/2016/wordml/cid" xmlns:w16="http://schemas.microsoft.com/office/word/2018/wordml" xmlns:w16du="http://schemas.microsoft.com/office/word/2023/wordml/word16du" xmlns:w16sdtdh="http://schemas.microsoft.com/office/word/2020/wordml/sdtdatahash" xmlns:w16se="http://schemas.microsoft.com/office/word/2015/wordml/symex" xmlns:wpg="http://schemas.microsoft.com/office/word/2010/wordprocessingGroup" xmlns:wpi="http://schemas.microsoft.com/office/word/2010/wordprocessingInk" xmlns:wne="http://schemas.microsoft.com/office/word/2006/wordml" xmlns:wps="http://schemas.microsoft.com/office/word/2010/wordprocessingShape" mc:Ignorable="w14 w15 w16se w16cid w16 w16cex w16sdtdh wp14">
+<w:footnotes xmlns:wpc="http://schemas.microsoft.com/office/word/2010/wordprocessingCanvas" xmlns:cx="http://schemas.microsoft.com/office/drawing/2014/chartex" xmlns:cx1="http://schemas.microsoft.com/office/drawing/2015/9/8/chartex" xmlns:cx2="http://schemas.microsoft.com/office/drawing/2015/10/21/chartex" xmlns:cx3="http://schemas.microsoft.com/office/drawing/2016/5/9/chartex" xmlns:cx4="http://schemas.microsoft.com/office/drawing/2016/5/10/chartex" xmlns:cx5="http://schemas.microsoft.com/office/drawing/2016/5/11/chartex" xmlns:cx6="http://schemas.microsoft.com/office/drawing/2016/5/12/chartex" xmlns:cx7="http://schemas.microsoft.com/office/drawing/2016/5/13/chartex" xmlns:cx8="http://schemas.microsoft.com/office/drawing/2016/5/14/chartex" xmlns:mc="http://schemas.openxmlformats.org/markup-compatibility/2006" xmlns:aink="http://schemas.microsoft.com/office/drawing/2016/ink" xmlns:am3d="http://schemas.microsoft.com/office/drawing/2017/model3d" xmlns:o="urn:schemas-microsoft-com:office:office" xmlns:r="http://schemas.openxmlformats.org/officeDocument/2006/relationships" xmlns:m="http://schemas.openxmlformats.org/officeDocument/2006/math" xmlns:v="urn:schemas-microsoft-com:vml" xmlns:wp14="http://schemas.microsoft.com/office/word/2010/wordprocessingDrawing" xmlns:wp="http://schemas.openxmlformats.org/drawingml/2006/wordprocessingDrawing" xmlns:w10="urn:schemas-microsoft-com:office:word" xmlns:w="http://schemas.openxmlformats.org/wordprocessingml/2006/main" xmlns:w14="http://schemas.microsoft.com/office/word/2010/wordml" xmlns:w15="http://schemas.microsoft.com/office/word/2012/wordml" xmlns:w16cex="http://schemas.microsoft.com/office/word/2018/wordml/cex" xmlns:w16cid="http://schemas.microsoft.com/office/word/2016/wordml/cid" xmlns:w16="http://schemas.microsoft.com/office/word/2018/wordml" xmlns:w16sdtdh="http://schemas.microsoft.com/office/word/2020/wordml/sdtdatahash" xmlns:w16se="http://schemas.microsoft.com/office/word/2015/wordml/symex" xmlns:wpg="http://schemas.microsoft.com/office/word/2010/wordprocessingGroup" xmlns:wpi="http://schemas.microsoft.com/office/word/2010/wordprocessingInk" xmlns:wne="http://schemas.microsoft.com/office/word/2006/wordml" xmlns:wps="http://schemas.microsoft.com/office/word/2010/wordprocessingShape" mc:Ignorable="w14 w15 w16se w16cid w16 w16cex w16sdtdh wp14">
   <w:footnote w:type="separator" w:id="-1">
     <w:p>
       <w:pPr>
@@ -1200,7 +1126,7 @@
 </file>
 
 <file path=word/header1.xml><?xml version="1.0" encoding="utf-8"?>
-<w:hdr xmlns:wpc="http://schemas.microsoft.com/office/word/2010/wordprocessingCanvas" xmlns:cx="http://schemas.microsoft.com/office/drawing/2014/chartex" xmlns:cx1="http://schemas.microsoft.com/office/drawing/2015/9/8/chartex" xmlns:cx2="http://schemas.microsoft.com/office/drawing/2015/10/21/chartex" xmlns:cx3="http://schemas.microsoft.com/office/drawing/2016/5/9/chartex" xmlns:cx4="http://schemas.microsoft.com/office/drawing/2016/5/10/chartex" xmlns:cx5="http://schemas.microsoft.com/office/drawing/2016/5/11/chartex" xmlns:cx6="http://schemas.microsoft.com/office/drawing/2016/5/12/chartex" xmlns:cx7="http://schemas.microsoft.com/office/drawing/2016/5/13/chartex" xmlns:cx8="http://schemas.microsoft.com/office/drawing/2016/5/14/chartex" xmlns:mc="http://schemas.openxmlformats.org/markup-compatibility/2006" xmlns:aink="http://schemas.microsoft.com/office/drawing/2016/ink" xmlns:am3d="http://schemas.microsoft.com/office/drawing/2017/model3d" xmlns:o="urn:schemas-microsoft-com:office:office" xmlns:oel="http://schemas.microsoft.com/office/2019/extlst" xmlns:r="http://schemas.openxmlformats.org/officeDocument/2006/relationships" xmlns:m="http://schemas.openxmlformats.org/officeDocument/2006/math" xmlns:v="urn:schemas-microsoft-com:vml" xmlns:wp14="http://schemas.microsoft.com/office/word/2010/wordprocessingDrawing" xmlns:wp="http://schemas.openxmlformats.org/drawingml/2006/wordprocessingDrawing" xmlns:w10="urn:schemas-microsoft-com:office:word" xmlns:w="http://schemas.openxmlformats.org/wordprocessingml/2006/main" xmlns:w14="http://schemas.microsoft.com/office/word/2010/wordml" xmlns:w15="http://schemas.microsoft.com/office/word/2012/wordml" xmlns:w16cex="http://schemas.microsoft.com/office/word/2018/wordml/cex" xmlns:w16cid="http://schemas.microsoft.com/office/word/2016/wordml/cid" xmlns:w16="http://schemas.microsoft.com/office/word/2018/wordml" xmlns:w16du="http://schemas.microsoft.com/office/word/2023/wordml/word16du" xmlns:w16sdtdh="http://schemas.microsoft.com/office/word/2020/wordml/sdtdatahash" xmlns:w16se="http://schemas.microsoft.com/office/word/2015/wordml/symex" xmlns:wpg="http://schemas.microsoft.com/office/word/2010/wordprocessingGroup" xmlns:wpi="http://schemas.microsoft.com/office/word/2010/wordprocessingInk" xmlns:wne="http://schemas.microsoft.com/office/word/2006/wordml" xmlns:wps="http://schemas.microsoft.com/office/word/2010/wordprocessingShape" mc:Ignorable="w14 w15 w16se w16cid w16 w16cex w16sdtdh wp14">
+<w:hdr xmlns:wpc="http://schemas.microsoft.com/office/word/2010/wordprocessingCanvas" xmlns:cx="http://schemas.microsoft.com/office/drawing/2014/chartex" xmlns:cx1="http://schemas.microsoft.com/office/drawing/2015/9/8/chartex" xmlns:cx2="http://schemas.microsoft.com/office/drawing/2015/10/21/chartex" xmlns:cx3="http://schemas.microsoft.com/office/drawing/2016/5/9/chartex" xmlns:cx4="http://schemas.microsoft.com/office/drawing/2016/5/10/chartex" xmlns:cx5="http://schemas.microsoft.com/office/drawing/2016/5/11/chartex" xmlns:cx6="http://schemas.microsoft.com/office/drawing/2016/5/12/chartex" xmlns:cx7="http://schemas.microsoft.com/office/drawing/2016/5/13/chartex" xmlns:cx8="http://schemas.microsoft.com/office/drawing/2016/5/14/chartex" xmlns:mc="http://schemas.openxmlformats.org/markup-compatibility/2006" xmlns:aink="http://schemas.microsoft.com/office/drawing/2016/ink" xmlns:am3d="http://schemas.microsoft.com/office/drawing/2017/model3d" xmlns:o="urn:schemas-microsoft-com:office:office" xmlns:r="http://schemas.openxmlformats.org/officeDocument/2006/relationships" xmlns:m="http://schemas.openxmlformats.org/officeDocument/2006/math" xmlns:v="urn:schemas-microsoft-com:vml" xmlns:wp14="http://schemas.microsoft.com/office/word/2010/wordprocessingDrawing" xmlns:wp="http://schemas.openxmlformats.org/drawingml/2006/wordprocessingDrawing" xmlns:w10="urn:schemas-microsoft-com:office:word" xmlns:w="http://schemas.openxmlformats.org/wordprocessingml/2006/main" xmlns:w14="http://schemas.microsoft.com/office/word/2010/wordml" xmlns:w15="http://schemas.microsoft.com/office/word/2012/wordml" xmlns:w16cex="http://schemas.microsoft.com/office/word/2018/wordml/cex" xmlns:w16cid="http://schemas.microsoft.com/office/word/2016/wordml/cid" xmlns:w16="http://schemas.microsoft.com/office/word/2018/wordml" xmlns:w16sdtdh="http://schemas.microsoft.com/office/word/2020/wordml/sdtdatahash" xmlns:w16se="http://schemas.microsoft.com/office/word/2015/wordml/symex" xmlns:wpg="http://schemas.microsoft.com/office/word/2010/wordprocessingGroup" xmlns:wpi="http://schemas.microsoft.com/office/word/2010/wordprocessingInk" xmlns:wne="http://schemas.microsoft.com/office/word/2006/wordml" xmlns:wps="http://schemas.microsoft.com/office/word/2010/wordprocessingShape" mc:Ignorable="w14 w15 w16se w16cid w16 w16cex w16sdtdh wp14">
   <w:p>
     <w:pPr>
       <w:pStyle w:val="NoSpacing"/>
@@ -1215,7 +1141,7 @@
 </file>
 
 <file path=word/numbering.xml><?xml version="1.0" encoding="utf-8"?>
-<w:numbering xmlns:wpc="http://schemas.microsoft.com/office/word/2010/wordprocessingCanvas" xmlns:cx="http://schemas.microsoft.com/office/drawing/2014/chartex" xmlns:cx1="http://schemas.microsoft.com/office/drawing/2015/9/8/chartex" xmlns:cx2="http://schemas.microsoft.com/office/drawing/2015/10/21/chartex" xmlns:cx3="http://schemas.microsoft.com/office/drawing/2016/5/9/chartex" xmlns:cx4="http://schemas.microsoft.com/office/drawing/2016/5/10/chartex" xmlns:cx5="http://schemas.microsoft.com/office/drawing/2016/5/11/chartex" xmlns:cx6="http://schemas.microsoft.com/office/drawing/2016/5/12/chartex" xmlns:cx7="http://schemas.microsoft.com/office/drawing/2016/5/13/chartex" xmlns:cx8="http://schemas.microsoft.com/office/drawing/2016/5/14/chartex" xmlns:mc="http://schemas.openxmlformats.org/markup-compatibility/2006" xmlns:aink="http://schemas.microsoft.com/office/drawing/2016/ink" xmlns:am3d="http://schemas.microsoft.com/office/drawing/2017/model3d" xmlns:o="urn:schemas-microsoft-com:office:office" xmlns:oel="http://schemas.microsoft.com/office/2019/extlst" xmlns:r="http://schemas.openxmlformats.org/officeDocument/2006/relationships" xmlns:m="http://schemas.openxmlformats.org/officeDocument/2006/math" xmlns:v="urn:schemas-microsoft-com:vml" xmlns:wp14="http://schemas.microsoft.com/office/word/2010/wordprocessingDrawing" xmlns:wp="http://schemas.openxmlformats.org/drawingml/2006/wordprocessingDrawing" xmlns:w10="urn:schemas-microsoft-com:office:word" xmlns:w="http://schemas.openxmlformats.org/wordprocessingml/2006/main" xmlns:w14="http://schemas.microsoft.com/office/word/2010/wordml" xmlns:w15="http://schemas.microsoft.com/office/word/2012/wordml" xmlns:w16cex="http://schemas.microsoft.com/office/word/2018/wordml/cex" xmlns:w16cid="http://schemas.microsoft.com/office/word/2016/wordml/cid" xmlns:w16="http://schemas.microsoft.com/office/word/2018/wordml" xmlns:w16du="http://schemas.microsoft.com/office/word/2023/wordml/word16du" xmlns:w16sdtdh="http://schemas.microsoft.com/office/word/2020/wordml/sdtdatahash" xmlns:w16se="http://schemas.microsoft.com/office/word/2015/wordml/symex" xmlns:wpg="http://schemas.microsoft.com/office/word/2010/wordprocessingGroup" xmlns:wpi="http://schemas.microsoft.com/office/word/2010/wordprocessingInk" xmlns:wne="http://schemas.microsoft.com/office/word/2006/wordml" xmlns:wps="http://schemas.microsoft.com/office/word/2010/wordprocessingShape" mc:Ignorable="w14 w15 w16se w16cid w16 w16cex w16sdtdh wp14">
+<w:numbering xmlns:wpc="http://schemas.microsoft.com/office/word/2010/wordprocessingCanvas" xmlns:cx="http://schemas.microsoft.com/office/drawing/2014/chartex" xmlns:cx1="http://schemas.microsoft.com/office/drawing/2015/9/8/chartex" xmlns:cx2="http://schemas.microsoft.com/office/drawing/2015/10/21/chartex" xmlns:cx3="http://schemas.microsoft.com/office/drawing/2016/5/9/chartex" xmlns:cx4="http://schemas.microsoft.com/office/drawing/2016/5/10/chartex" xmlns:cx5="http://schemas.microsoft.com/office/drawing/2016/5/11/chartex" xmlns:cx6="http://schemas.microsoft.com/office/drawing/2016/5/12/chartex" xmlns:cx7="http://schemas.microsoft.com/office/drawing/2016/5/13/chartex" xmlns:cx8="http://schemas.microsoft.com/office/drawing/2016/5/14/chartex" xmlns:mc="http://schemas.openxmlformats.org/markup-compatibility/2006" xmlns:aink="http://schemas.microsoft.com/office/drawing/2016/ink" xmlns:am3d="http://schemas.microsoft.com/office/drawing/2017/model3d" xmlns:o="urn:schemas-microsoft-com:office:office" xmlns:r="http://schemas.openxmlformats.org/officeDocument/2006/relationships" xmlns:m="http://schemas.openxmlformats.org/officeDocument/2006/math" xmlns:v="urn:schemas-microsoft-com:vml" xmlns:wp14="http://schemas.microsoft.com/office/word/2010/wordprocessingDrawing" xmlns:wp="http://schemas.openxmlformats.org/drawingml/2006/wordprocessingDrawing" xmlns:w10="urn:schemas-microsoft-com:office:word" xmlns:w="http://schemas.openxmlformats.org/wordprocessingml/2006/main" xmlns:w14="http://schemas.microsoft.com/office/word/2010/wordml" xmlns:w15="http://schemas.microsoft.com/office/word/2012/wordml" xmlns:w16cex="http://schemas.microsoft.com/office/word/2018/wordml/cex" xmlns:w16cid="http://schemas.microsoft.com/office/word/2016/wordml/cid" xmlns:w16="http://schemas.microsoft.com/office/word/2018/wordml" xmlns:w16sdtdh="http://schemas.microsoft.com/office/word/2020/wordml/sdtdatahash" xmlns:w16se="http://schemas.microsoft.com/office/word/2015/wordml/symex" xmlns:wpg="http://schemas.microsoft.com/office/word/2010/wordprocessingGroup" xmlns:wpi="http://schemas.microsoft.com/office/word/2010/wordprocessingInk" xmlns:wne="http://schemas.microsoft.com/office/word/2006/wordml" xmlns:wps="http://schemas.microsoft.com/office/word/2010/wordprocessingShape" mc:Ignorable="w14 w15 w16se w16cid w16 w16cex w16sdtdh wp14">
   <w:abstractNum w:abstractNumId="0" w15:restartNumberingAfterBreak="0">
     <w:nsid w:val="1A4E69E3"/>
     <w:multiLevelType w:val="hybridMultilevel"/>
@@ -1765,22 +1691,22 @@
       </w:pPr>
     </w:lvl>
   </w:abstractNum>
-  <w:num w:numId="1" w16cid:durableId="1612083340">
+  <w:num w:numId="1">
     <w:abstractNumId w:val="0"/>
   </w:num>
-  <w:num w:numId="2" w16cid:durableId="700009558">
+  <w:num w:numId="2">
     <w:abstractNumId w:val="2"/>
   </w:num>
-  <w:num w:numId="3" w16cid:durableId="1338847575">
+  <w:num w:numId="3">
     <w:abstractNumId w:val="3"/>
   </w:num>
-  <w:num w:numId="4" w16cid:durableId="1702897276">
+  <w:num w:numId="4">
     <w:abstractNumId w:val="5"/>
   </w:num>
-  <w:num w:numId="5" w16cid:durableId="1133328695">
+  <w:num w:numId="5">
     <w:abstractNumId w:val="1"/>
   </w:num>
-  <w:num w:numId="6" w16cid:durableId="752821845">
+  <w:num w:numId="6">
     <w:abstractNumId w:val="4"/>
   </w:num>
 </w:numbering>
